--- a/public/demo/attachment/蓝绿部署和金丝雀发布的快速回滚.docx
+++ b/public/demo/attachment/蓝绿部署和金丝雀发布的快速回滚.docx
@@ -364,7 +364,7 @@
           </w:tcPr>
           <w:p>
             <w:r>
-              <w:t xml:space="preserve">张雨绮</w:t>
+              <w:t xml:space="preserve">许曼妮</w:t>
             </w:r>
           </w:p>
         </w:tc>
